--- a/assets/lessons/horn-construction/mini-horn-construction.docx
+++ b/assets/lessons/horn-construction/mini-horn-construction.docx
@@ -5945,7 +5945,7 @@
       </w:tabs>
     </w:pPr>
     <w:r>
-      <w:t>wvurail.org/dspira</w:t>
+      <w:t>rail.wvu.edu/dspira</w:t>
     </w:r>
     <w:r>
       <w:tab/>
